--- a/worksheet.docx
+++ b/worksheet.docx
@@ -1284,7 +1284,7 @@
                 <w:color w:val="FFFFFF"/>
                 <w:sz w:val="22"/>
               </w:rPr>
-              <w:t xml:space="preserve">  PART 3 — REFLECTION (about YOUR game)</w:t>
+              <w:t xml:space="preserve">  PART 3 — REFLECTION (your game + real ASB)</w:t>
             </w:r>
           </w:p>
         </w:tc>
@@ -1299,7 +1299,7 @@
           <w:i/>
           <w:sz w:val="18"/>
         </w:rPr>
-        <w:t xml:space="preserve">  1–2 sentences each. Answers must reference specifics from YOUR playthrough.</w:t>
+        <w:t xml:space="preserve">  1–2 sentences each. Reference specifics from YOUR playthrough AND from real life at our school.</w:t>
       </w:r>
     </w:p>
     <w:p>
@@ -1311,7 +1311,7 @@
         <w:rPr>
           <w:sz w:val="20"/>
         </w:rPr>
-        <w:t>31. Which fundraiser YOU ran made the MOST money? About how much profit?</w:t>
+        <w:t>31. Which fundraiser YOU ran made the MOST money in the game? About how much profit?</w:t>
       </w:r>
     </w:p>
     <w:p>
@@ -1383,7 +1383,7 @@
         <w:rPr>
           <w:sz w:val="20"/>
         </w:rPr>
-        <w:t>33. Which prom venue did you almost pick INSTEAD of your final choice? Why did you change your mind?</w:t>
+        <w:t>33. Compare this game to REAL ASB at our school. What did it get RIGHT? Name something specific.</w:t>
       </w:r>
     </w:p>
     <w:p>
@@ -1419,7 +1419,7 @@
         <w:rPr>
           <w:sz w:val="20"/>
         </w:rPr>
-        <w:t>34. What was the HARDEST decision you faced in the game? What did you choose, and why?</w:t>
+        <w:t>34. What did the game get WRONG or LEAVE OUT about real ASB at our school? Be specific.</w:t>
       </w:r>
     </w:p>
     <w:p>
@@ -1455,7 +1455,7 @@
         <w:rPr>
           <w:sz w:val="20"/>
         </w:rPr>
-        <w:t>35. Pick ONE moment in the game that surprised you — a fundraiser that did way better or worse than you expected. Describe it.</w:t>
+        <w:t>35. What is the MOST important thing you LEARNED from this game that applies to real ASB or class money?</w:t>
       </w:r>
     </w:p>
     <w:p>

--- a/worksheet.docx
+++ b/worksheet.docx
@@ -488,13 +488,13 @@
         <w:rPr>
           <w:sz w:val="20"/>
         </w:rPr>
-        <w:t xml:space="preserve">2. The game gives you a TIP bonus on all food sold — what percent? </w:t>
+        <w:t xml:space="preserve">2. How many students must COUNT the cash from a fundraiser (per the game)? </w:t>
       </w:r>
       <w:r>
         <w:rPr>
           <w:sz w:val="20"/>
         </w:rPr>
-        <w:t>______ %</w:t>
+        <w:t>______</w:t>
       </w:r>
     </w:p>
     <w:p>

--- a/worksheet.docx
+++ b/worksheet.docx
@@ -470,13 +470,13 @@
         <w:rPr>
           <w:sz w:val="20"/>
         </w:rPr>
-        <w:t xml:space="preserve">1. What football character TACKLES you when you skip the paperwork? </w:t>
+        <w:t xml:space="preserve">1. How many FORMS does the game require you to fill out to run the donut sale? </w:t>
       </w:r>
       <w:r>
         <w:rPr>
           <w:sz w:val="20"/>
         </w:rPr>
-        <w:t>_____________________</w:t>
+        <w:t>______</w:t>
       </w:r>
     </w:p>
     <w:p>
@@ -506,7 +506,7 @@
         <w:rPr>
           <w:sz w:val="20"/>
         </w:rPr>
-        <w:t xml:space="preserve">3. What is the PROFIT CAP on the 9th-grade dance in this game? </w:t>
+        <w:t xml:space="preserve">3. What is the WHOLESALE price per dozen of donuts (in the donut sale)? </w:t>
       </w:r>
       <w:r>
         <w:rPr>
@@ -524,13 +524,13 @@
         <w:rPr>
           <w:sz w:val="20"/>
         </w:rPr>
-        <w:t xml:space="preserve">4. Adding food to the 9th-grade dance boosts attendance by what %? </w:t>
+        <w:t xml:space="preserve">4. What is the PROFIT CAP on the 9th-grade dance? </w:t>
       </w:r>
       <w:r>
         <w:rPr>
           <w:sz w:val="20"/>
         </w:rPr>
-        <w:t>______ %</w:t>
+        <w:t>$ ______</w:t>
       </w:r>
     </w:p>
     <w:p>
@@ -542,13 +542,13 @@
         <w:rPr>
           <w:sz w:val="20"/>
         </w:rPr>
-        <w:t xml:space="preserve">5. About how many students attend ACE total (in the game)? </w:t>
+        <w:t xml:space="preserve">5. Adding food to the 9th-grade dance boosts attendance by what %? </w:t>
       </w:r>
       <w:r>
         <w:rPr>
           <w:sz w:val="20"/>
         </w:rPr>
-        <w:t>______</w:t>
+        <w:t>______ %</w:t>
       </w:r>
     </w:p>
     <w:tbl>
@@ -588,7 +588,25 @@
         <w:rPr>
           <w:sz w:val="20"/>
         </w:rPr>
-        <w:t xml:space="preserve">6. The biggest October event 10th-graders run is the </w:t>
+        <w:t xml:space="preserve">6. About how many students attend ACE total (in the game)? </w:t>
+      </w:r>
+      <w:r>
+        <w:rPr>
+          <w:sz w:val="20"/>
+        </w:rPr>
+        <w:t>______</w:t>
+      </w:r>
+    </w:p>
+    <w:p>
+      <w:pPr>
+        <w:spacing w:after="60"/>
+        <w:ind w:left="288"/>
+      </w:pPr>
+      <w:r>
+        <w:rPr>
+          <w:sz w:val="20"/>
+        </w:rPr>
+        <w:t xml:space="preserve">7. The biggest October event 10th-graders run is the </w:t>
       </w:r>
       <w:r>
         <w:rPr>
@@ -606,43 +624,7 @@
         <w:rPr>
           <w:sz w:val="20"/>
         </w:rPr>
-        <w:t xml:space="preserve">7. If you charge MORE than $30 for a dance ticket and DON’T serve food, what happens? </w:t>
-      </w:r>
-      <w:r>
-        <w:rPr>
-          <w:sz w:val="20"/>
-        </w:rPr>
-        <w:t>_____________________</w:t>
-      </w:r>
-    </w:p>
-    <w:p>
-      <w:pPr>
-        <w:spacing w:after="60"/>
-        <w:ind w:left="288"/>
-      </w:pPr>
-      <w:r>
-        <w:rPr>
-          <w:sz w:val="20"/>
-        </w:rPr>
-        <w:t xml:space="preserve">8. Max cars you can wash in a 3-hour car wash: </w:t>
-      </w:r>
-      <w:r>
-        <w:rPr>
-          <w:sz w:val="20"/>
-        </w:rPr>
-        <w:t>______ cars</w:t>
-      </w:r>
-    </w:p>
-    <w:p>
-      <w:pPr>
-        <w:spacing w:after="60"/>
-        <w:ind w:left="288"/>
-      </w:pPr>
-      <w:r>
-        <w:rPr>
-          <w:sz w:val="20"/>
-        </w:rPr>
-        <w:t xml:space="preserve">9. How much do car wash SUPPLIES cost? </w:t>
+        <w:t xml:space="preserve">8. How much do car wash SUPPLIES cost? </w:t>
       </w:r>
       <w:r>
         <w:rPr>
@@ -660,7 +642,7 @@
         <w:rPr>
           <w:sz w:val="20"/>
         </w:rPr>
-        <w:t xml:space="preserve">10. What month is the Bundt Cake fundraiser? </w:t>
+        <w:t xml:space="preserve">9. What month is the Bundt Cake fundraiser? </w:t>
       </w:r>
       <w:r>
         <w:rPr>
@@ -699,42 +681,6 @@
     </w:tbl>
     <w:p>
       <w:pPr>
-        <w:spacing w:after="40"/>
-        <w:ind w:left="288"/>
-      </w:pPr>
-      <w:r>
-        <w:rPr>
-          <w:sz w:val="20"/>
-        </w:rPr>
-        <w:t>11. Name TWO cutscene characters in the game (not students):</w:t>
-      </w:r>
-    </w:p>
-    <w:p>
-      <w:pPr>
-        <w:spacing w:after="40"/>
-        <w:ind w:left="720"/>
-      </w:pPr>
-      <w:r>
-        <w:rPr>
-          <w:sz w:val="20"/>
-        </w:rPr>
-        <w:t>a) _____________________________</w:t>
-      </w:r>
-    </w:p>
-    <w:p>
-      <w:pPr>
-        <w:spacing w:after="40"/>
-        <w:ind w:left="720"/>
-      </w:pPr>
-      <w:r>
-        <w:rPr>
-          <w:sz w:val="20"/>
-        </w:rPr>
-        <w:t>b) _____________________________</w:t>
-      </w:r>
-    </w:p>
-    <w:p>
-      <w:pPr>
         <w:spacing w:after="60"/>
         <w:ind w:left="288"/>
       </w:pPr>
@@ -742,7 +688,7 @@
         <w:rPr>
           <w:sz w:val="20"/>
         </w:rPr>
-        <w:t xml:space="preserve">12. What PERCENTAGE of HOCO profit does the JUNIOR class get in this game? </w:t>
+        <w:t xml:space="preserve">10. What PERCENTAGE of HOCO profit does the JUNIOR class get in this game? </w:t>
       </w:r>
       <w:r>
         <w:rPr>
@@ -760,7 +706,7 @@
         <w:rPr>
           <w:sz w:val="20"/>
         </w:rPr>
-        <w:t xml:space="preserve">13. A typical HOCO net profit in this game is roughly: </w:t>
+        <w:t xml:space="preserve">11. A typical HOCO net profit in this game is roughly: </w:t>
       </w:r>
       <w:r>
         <w:rPr>
@@ -778,13 +724,49 @@
         <w:rPr>
           <w:sz w:val="20"/>
         </w:rPr>
-        <w:t xml:space="preserve">14. The "Back to the Future"-themed prom venue is named: </w:t>
+        <w:t xml:space="preserve">12. Who is the character that appears in the rickroll "reward" at the end of every grade? </w:t>
+      </w:r>
+      <w:r>
+        <w:rPr>
+          <w:sz w:val="20"/>
+        </w:rPr>
+        <w:t>_____________________</w:t>
+      </w:r>
+    </w:p>
+    <w:p>
+      <w:pPr>
+        <w:spacing w:after="60"/>
+        <w:ind w:left="288"/>
+      </w:pPr>
+      <w:r>
+        <w:rPr>
+          <w:sz w:val="20"/>
+        </w:rPr>
+        <w:t xml:space="preserve">13. The "Back to the Future"-themed prom venue is named: </w:t>
       </w:r>
       <w:r>
         <w:rPr>
           <w:sz w:val="20"/>
         </w:rPr>
         <w:t>_____________________________</w:t>
+      </w:r>
+    </w:p>
+    <w:p>
+      <w:pPr>
+        <w:spacing w:after="60"/>
+        <w:ind w:left="288"/>
+      </w:pPr>
+      <w:r>
+        <w:rPr>
+          <w:sz w:val="20"/>
+        </w:rPr>
+        <w:t xml:space="preserve">14. How many TOTAL prom venues does the game offer you to choose from? </w:t>
+      </w:r>
+      <w:r>
+        <w:rPr>
+          <w:sz w:val="20"/>
+        </w:rPr>
+        <w:t>______</w:t>
       </w:r>
     </w:p>
     <w:tbl>
@@ -896,25 +878,7 @@
         <w:rPr>
           <w:sz w:val="20"/>
         </w:rPr>
-        <w:t xml:space="preserve">19. Football character who gets DISAPPOINTED when fundraisers fail: </w:t>
-      </w:r>
-      <w:r>
-        <w:rPr>
-          <w:sz w:val="20"/>
-        </w:rPr>
-        <w:t>_____________________</w:t>
-      </w:r>
-    </w:p>
-    <w:p>
-      <w:pPr>
-        <w:spacing w:after="60"/>
-        <w:ind w:left="288"/>
-      </w:pPr>
-      <w:r>
-        <w:rPr>
-          <w:sz w:val="20"/>
-        </w:rPr>
-        <w:t xml:space="preserve">20. How much does the PRO DJ cost (the Student DJ is free)? </w:t>
+        <w:t xml:space="preserve">19. How much does the PRO DJ cost (the Student DJ is free)? </w:t>
       </w:r>
       <w:r>
         <w:rPr>
@@ -1061,7 +1025,7 @@
         <w:rPr>
           <w:sz w:val="20"/>
         </w:rPr>
-        <w:t xml:space="preserve">21. 9th grade ENDING balance: </w:t>
+        <w:t xml:space="preserve">20. 9th grade ENDING balance: </w:t>
       </w:r>
       <w:r>
         <w:rPr>
@@ -1079,7 +1043,7 @@
         <w:rPr>
           <w:sz w:val="20"/>
         </w:rPr>
-        <w:t xml:space="preserve">22. 10th grade ENDING balance: </w:t>
+        <w:t xml:space="preserve">21. 10th grade ENDING balance: </w:t>
       </w:r>
       <w:r>
         <w:rPr>
@@ -1097,7 +1061,7 @@
         <w:rPr>
           <w:sz w:val="20"/>
         </w:rPr>
-        <w:t xml:space="preserve">23. 11th grade ENDING balance: </w:t>
+        <w:t xml:space="preserve">22. 11th grade ENDING balance: </w:t>
       </w:r>
       <w:r>
         <w:rPr>
@@ -1115,7 +1079,7 @@
         <w:rPr>
           <w:sz w:val="20"/>
         </w:rPr>
-        <w:t xml:space="preserve">24. 12th grade ENDING balance: </w:t>
+        <w:t xml:space="preserve">23. 12th grade ENDING balance: </w:t>
       </w:r>
       <w:r>
         <w:rPr>
@@ -1133,7 +1097,7 @@
         <w:rPr>
           <w:sz w:val="20"/>
         </w:rPr>
-        <w:t xml:space="preserve">25. Which prom venue did YOU pick for senior year? </w:t>
+        <w:t xml:space="preserve">24. Which prom venue did YOU pick for senior year? </w:t>
       </w:r>
       <w:r>
         <w:rPr>
@@ -1151,7 +1115,7 @@
         <w:rPr>
           <w:sz w:val="20"/>
         </w:rPr>
-        <w:t xml:space="preserve">26. Did YOU pick Pro DJ or Student DJ for your dance? </w:t>
+        <w:t xml:space="preserve">25. Did YOU pick Pro DJ or Student DJ for your dance? </w:t>
       </w:r>
       <w:r>
         <w:rPr>
@@ -1169,7 +1133,7 @@
         <w:rPr>
           <w:sz w:val="20"/>
         </w:rPr>
-        <w:t xml:space="preserve">27. Did YOU include food at the 9th-grade dance? (YES / NO) </w:t>
+        <w:t xml:space="preserve">26. Did YOU include food at the 9th-grade dance? (YES / NO) </w:t>
       </w:r>
       <w:r>
         <w:rPr>
@@ -1187,7 +1151,7 @@
         <w:rPr>
           <w:sz w:val="20"/>
         </w:rPr>
-        <w:t xml:space="preserve">28. What ticket price did YOU set for your 9th-grade dance? </w:t>
+        <w:t xml:space="preserve">27. What ticket price did YOU set for your 9th-grade dance? </w:t>
       </w:r>
       <w:r>
         <w:rPr>
@@ -1205,7 +1169,7 @@
         <w:rPr>
           <w:sz w:val="20"/>
         </w:rPr>
-        <w:t>29. List THREE fundraisers YOU ran in 12th grade (in order):</w:t>
+        <w:t>28. List THREE fundraisers YOU ran in 12th grade (in order):</w:t>
       </w:r>
     </w:p>
     <w:p>
@@ -1253,7 +1217,7 @@
         <w:rPr>
           <w:sz w:val="20"/>
         </w:rPr>
-        <w:t xml:space="preserve">30. What price did YOU set for the senior PACKAGE (prom + Grad Nite + yearbook)? </w:t>
+        <w:t xml:space="preserve">29. What price did YOU set for the senior PACKAGE (prom + Grad Nite + yearbook)? </w:t>
       </w:r>
       <w:r>
         <w:rPr>
@@ -1311,7 +1275,7 @@
         <w:rPr>
           <w:sz w:val="20"/>
         </w:rPr>
-        <w:t>31. Which fundraiser YOU ran made the MOST money in the game? About how much profit?</w:t>
+        <w:t>30. Which fundraiser YOU ran made the MOST money in the game? About how much profit?</w:t>
       </w:r>
     </w:p>
     <w:p>
@@ -1347,7 +1311,7 @@
         <w:rPr>
           <w:sz w:val="20"/>
         </w:rPr>
-        <w:t>32. Describe a fundraiser you regret — one that lost money, got cancelled, or you skipped. What happened?</w:t>
+        <w:t>31. Describe a fundraiser you regret — one that lost money, got cancelled, or you skipped. What happened?</w:t>
       </w:r>
     </w:p>
     <w:p>
@@ -1383,7 +1347,7 @@
         <w:rPr>
           <w:sz w:val="20"/>
         </w:rPr>
-        <w:t>33. Compare this game to REAL ASB at our school. What did it get RIGHT? Name something specific.</w:t>
+        <w:t>32. Compare this game to REAL ASB at our school. What did it get RIGHT? Name something specific.</w:t>
       </w:r>
     </w:p>
     <w:p>
@@ -1419,7 +1383,7 @@
         <w:rPr>
           <w:sz w:val="20"/>
         </w:rPr>
-        <w:t>34. What did the game get WRONG or LEAVE OUT about real ASB at our school? Be specific.</w:t>
+        <w:t>33. What did the game get WRONG or LEAVE OUT about real ASB at our school? Be specific.</w:t>
       </w:r>
     </w:p>
     <w:p>
@@ -1455,7 +1419,7 @@
         <w:rPr>
           <w:sz w:val="20"/>
         </w:rPr>
-        <w:t>35. What is the MOST important thing you LEARNED from this game that applies to real ASB or class money?</w:t>
+        <w:t>34. What is the MOST important thing you LEARNED from this game that applies to real ASB or class money?</w:t>
       </w:r>
     </w:p>
     <w:p>

--- a/worksheet.docx
+++ b/worksheet.docx
@@ -506,7 +506,7 @@
         <w:rPr>
           <w:sz w:val="20"/>
         </w:rPr>
-        <w:t xml:space="preserve">3. What is the WHOLESALE price per dozen of donuts (in the donut sale)? </w:t>
+        <w:t xml:space="preserve">3. What total PROFIT does the donut sale earn (after costs)? </w:t>
       </w:r>
       <w:r>
         <w:rPr>
@@ -706,13 +706,13 @@
         <w:rPr>
           <w:sz w:val="20"/>
         </w:rPr>
-        <w:t xml:space="preserve">11. A typical HOCO net profit in this game is roughly: </w:t>
+        <w:t xml:space="preserve">11. What was YOUR class’s share of the HOCO net profit (after the 50/50 split)? </w:t>
       </w:r>
       <w:r>
         <w:rPr>
           <w:sz w:val="20"/>
         </w:rPr>
-        <w:t>$ ______</w:t>
+        <w:t>$ ______________</w:t>
       </w:r>
     </w:p>
     <w:p>

--- a/worksheet.docx
+++ b/worksheet.docx
@@ -1347,7 +1347,7 @@
         <w:rPr>
           <w:sz w:val="20"/>
         </w:rPr>
-        <w:t>32. Compare this game to REAL ASB at our school. What did it get RIGHT? Name something specific.</w:t>
+        <w:t>32. What’s the MAX you think a senior would realistically pay for the Senior Package? Would your classmates have actually paid the price YOU set in the game?</w:t>
       </w:r>
     </w:p>
     <w:p>
@@ -1383,7 +1383,7 @@
         <w:rPr>
           <w:sz w:val="20"/>
         </w:rPr>
-        <w:t>33. What did the game get WRONG or LEAVE OUT about real ASB at our school? Be specific.</w:t>
+        <w:t>33. How well did the game’s prom and Senior Package costs match what you’d EXPECTED them to cost in real life? Do you plan on holding your real prom in the gym (like many do in the game) to make the numbers work?</w:t>
       </w:r>
     </w:p>
     <w:p>
@@ -1419,7 +1419,7 @@
         <w:rPr>
           <w:sz w:val="20"/>
         </w:rPr>
-        <w:t>34. What is the MOST important thing you LEARNED from this game that applies to real ASB or class money?</w:t>
+        <w:t>34. How close is YOUR REAL grade to affording the prom + Senior Package you’d actually want? If there’s a gap — what’s your plan to close it?</w:t>
       </w:r>
     </w:p>
     <w:p>

--- a/worksheet.docx
+++ b/worksheet.docx
@@ -1311,7 +1311,7 @@
         <w:rPr>
           <w:sz w:val="20"/>
         </w:rPr>
-        <w:t>31. Describe a fundraiser you regret — one that lost money, got cancelled, or you skipped. What happened?</w:t>
+        <w:t>31. How well did the game’s prom and Senior Package costs match what you’d EXPECTED them to cost in real life? Do you plan on holding your real prom in the gym (like many do in the game) to make the numbers work?</w:t>
       </w:r>
     </w:p>
     <w:p>
@@ -1347,79 +1347,7 @@
         <w:rPr>
           <w:sz w:val="20"/>
         </w:rPr>
-        <w:t>32. What’s the MAX you think a senior would realistically pay for the Senior Package? Would your classmates have actually paid the price YOU set in the game?</w:t>
-      </w:r>
-    </w:p>
-    <w:p>
-      <w:pPr>
-        <w:spacing w:after="40"/>
-        <w:ind w:left="432"/>
-      </w:pPr>
-      <w:r>
-        <w:rPr>
-          <w:sz w:val="20"/>
-        </w:rPr>
-        <w:t>________________________________________________________________________________</w:t>
-      </w:r>
-    </w:p>
-    <w:p>
-      <w:pPr>
-        <w:spacing w:after="40"/>
-        <w:ind w:left="432"/>
-      </w:pPr>
-      <w:r>
-        <w:rPr>
-          <w:sz w:val="20"/>
-        </w:rPr>
-        <w:t>________________________________________________________________________________</w:t>
-      </w:r>
-    </w:p>
-    <w:p>
-      <w:pPr>
-        <w:spacing w:after="40"/>
-        <w:ind w:left="288"/>
-      </w:pPr>
-      <w:r>
-        <w:rPr>
-          <w:sz w:val="20"/>
-        </w:rPr>
-        <w:t>33. How well did the game’s prom and Senior Package costs match what you’d EXPECTED them to cost in real life? Do you plan on holding your real prom in the gym (like many do in the game) to make the numbers work?</w:t>
-      </w:r>
-    </w:p>
-    <w:p>
-      <w:pPr>
-        <w:spacing w:after="40"/>
-        <w:ind w:left="432"/>
-      </w:pPr>
-      <w:r>
-        <w:rPr>
-          <w:sz w:val="20"/>
-        </w:rPr>
-        <w:t>________________________________________________________________________________</w:t>
-      </w:r>
-    </w:p>
-    <w:p>
-      <w:pPr>
-        <w:spacing w:after="40"/>
-        <w:ind w:left="432"/>
-      </w:pPr>
-      <w:r>
-        <w:rPr>
-          <w:sz w:val="20"/>
-        </w:rPr>
-        <w:t>________________________________________________________________________________</w:t>
-      </w:r>
-    </w:p>
-    <w:p>
-      <w:pPr>
-        <w:spacing w:after="40"/>
-        <w:ind w:left="288"/>
-      </w:pPr>
-      <w:r>
-        <w:rPr>
-          <w:sz w:val="20"/>
-        </w:rPr>
-        <w:t>34. How close is YOUR REAL grade to affording the prom + Senior Package you’d actually want? If there’s a gap — what’s your plan to close it?</w:t>
+        <w:t>32. How close is YOUR REAL grade to affording the prom + Senior Package you’d actually want? If there’s a gap — what’s your plan to close it?</w:t>
       </w:r>
     </w:p>
     <w:p>

--- a/worksheet.docx
+++ b/worksheet.docx
@@ -1311,7 +1311,7 @@
         <w:rPr>
           <w:sz w:val="20"/>
         </w:rPr>
-        <w:t>31. How well did the game’s prom and Senior Package costs match what you’d EXPECTED them to cost in real life? Do you plan on holding your real prom in the gym (like many do in the game) to make the numbers work?</w:t>
+        <w:t>31. What’s the MAX you think a senior would realistically pay for the Senior Package? Would your classmates have actually paid the price YOU set in the game?</w:t>
       </w:r>
     </w:p>
     <w:p>
@@ -1347,7 +1347,43 @@
         <w:rPr>
           <w:sz w:val="20"/>
         </w:rPr>
-        <w:t>32. How close is YOUR REAL grade to affording the prom + Senior Package you’d actually want? If there’s a gap — what’s your plan to close it?</w:t>
+        <w:t>32. How well did the game’s prom and Senior Package costs match what you’d EXPECTED them to cost in real life? Do you plan on holding your real prom in the gym (like many do in the game) to make the numbers work?</w:t>
+      </w:r>
+    </w:p>
+    <w:p>
+      <w:pPr>
+        <w:spacing w:after="40"/>
+        <w:ind w:left="432"/>
+      </w:pPr>
+      <w:r>
+        <w:rPr>
+          <w:sz w:val="20"/>
+        </w:rPr>
+        <w:t>________________________________________________________________________________</w:t>
+      </w:r>
+    </w:p>
+    <w:p>
+      <w:pPr>
+        <w:spacing w:after="40"/>
+        <w:ind w:left="432"/>
+      </w:pPr>
+      <w:r>
+        <w:rPr>
+          <w:sz w:val="20"/>
+        </w:rPr>
+        <w:t>________________________________________________________________________________</w:t>
+      </w:r>
+    </w:p>
+    <w:p>
+      <w:pPr>
+        <w:spacing w:after="40"/>
+        <w:ind w:left="288"/>
+      </w:pPr>
+      <w:r>
+        <w:rPr>
+          <w:sz w:val="20"/>
+        </w:rPr>
+        <w:t>33. How close is YOUR REAL grade to affording the prom + Senior Package you’d actually want? If there’s a gap — what’s your plan to close it?</w:t>
       </w:r>
     </w:p>
     <w:p>
